--- a/docs/resume/AI_Agent_必学知识库目录.docx
+++ b/docs/resume/AI_Agent_必学知识库目录.docx
@@ -11581,7 +11581,7 @@
           <w:color w:val="1A1A1A"/>
           <w:szCs w:val="21"/>
         </w:rPr>
-        <w:t>关联：Memory 和模型故障状态都是进程内的。</w:t>
+        <w:t xml:space="preserve">关联：会话历史与工具轨迹都已落库，只有模型故障状态还是进程内的。</w:t>
       </w:r>
     </w:p>
     <w:p>
@@ -12173,25 +12173,7 @@
           <w:color w:val="1A1A1A"/>
           <w:szCs w:val="21"/>
         </w:rPr>
-        <w:t>关联：</w:t>
-      </w:r>
-      <w:proofErr w:type="spellStart"/>
-      <w:r>
-        <w:rPr>
-          <w:rFonts w:ascii="宋体" w:eastAsia="宋体" w:hAnsi="宋体" w:cs="宋体" w:hint="eastAsia"/>
-          <w:color w:val="1A1A1A"/>
-          <w:szCs w:val="21"/>
-        </w:rPr>
-        <w:t>PlanPilot</w:t>
-      </w:r>
-      <w:proofErr w:type="spellEnd"/>
-      <w:r>
-        <w:rPr>
-          <w:rFonts w:ascii="宋体" w:eastAsia="宋体" w:hAnsi="宋体" w:cs="宋体" w:hint="eastAsia"/>
-          <w:color w:val="1A1A1A"/>
-          <w:szCs w:val="21"/>
-        </w:rPr>
-        <w:t xml:space="preserve"> 的 220 个测试分布在这几层。</w:t>
+        <w:t xml:space="preserve">PlanPilot 的 283 个测试分布在这几层。</w:t>
       </w:r>
     </w:p>
     <w:p>
@@ -12859,7 +12841,7 @@
           <w:color w:val="1A1A1A"/>
           <w:szCs w:val="21"/>
         </w:rPr>
-        <w:t>关联：Memory 的线程锁。</w:t>
+        <w:t xml:space="preserve">关联：PlanPilot 最终没给会话状态加锁，而是把状态从进程里拿掉——从 chat_messages 读窗口，多 worker 天然一致。</w:t>
       </w:r>
     </w:p>
     <w:p>
@@ -14902,7 +14884,7 @@
           <w:color w:val="1A1A1A"/>
           <w:szCs w:val="21"/>
         </w:rPr>
-        <w:t>Memory 加锁能保证同一会话不交错吗？</w:t>
+        <w:t xml:space="preserve">会话历史不放进程内存，还剩哪些一致性问题？</w:t>
       </w:r>
     </w:p>
     <w:p>

--- a/docs/resume/AI_Agent_必学知识库目录.docx
+++ b/docs/resume/AI_Agent_必学知识库目录.docx
@@ -117,7 +117,7 @@
           <w:sz w:val="18"/>
           <w:szCs w:val="21"/>
         </w:rPr>
-        <w:t xml:space="preserve">面向 AI Agent / LLM 应用开发实习 ｜ 2026-10-25 ｜ 配合 </w:t>
+        <w:t xml:space="preserve">面向 AI Agent / LLM 应用开发实习 ｜ 2026-10-26 ｜ 配合 </w:t>
       </w:r>
       <w:proofErr w:type="spellStart"/>
       <w:r>
@@ -12173,7 +12173,7 @@
           <w:color w:val="1A1A1A"/>
           <w:szCs w:val="21"/>
         </w:rPr>
-        <w:t xml:space="preserve">PlanPilot 的 283 个测试分布在这几层。</w:t>
+        <w:t xml:space="preserve">PlanPilot 的 293 个测试分布在这几层。</w:t>
       </w:r>
     </w:p>
     <w:p>

--- a/docs/resume/AI_Agent_必学知识库目录.docx
+++ b/docs/resume/AI_Agent_必学知识库目录.docx
@@ -12173,7 +12173,7 @@
           <w:color w:val="1A1A1A"/>
           <w:szCs w:val="21"/>
         </w:rPr>
-        <w:t xml:space="preserve">PlanPilot 的 293 个测试分布在这几层。</w:t>
+        <w:t>PlanPilot 的 331 个测试分布在这几层。</w:t>
       </w:r>
     </w:p>
     <w:p>

--- a/docs/resume/AI_Agent_必学知识库目录.docx
+++ b/docs/resume/AI_Agent_必学知识库目录.docx
@@ -12173,7 +12173,7 @@
           <w:color w:val="1A1A1A"/>
           <w:szCs w:val="21"/>
         </w:rPr>
-        <w:t>PlanPilot 的 331 个测试分布在这几层。</w:t>
+        <w:t>PlanPilot 的 345 个测试分布在这几层。</w:t>
       </w:r>
     </w:p>
     <w:p>
